--- a/docs/ontology/통합_온톨로지_2026-06-21.docx
+++ b/docs/ontology/통합_온톨로지_2026-06-21.docx
@@ -61,6 +61,66 @@
           <w:color w:val="555555"/>
         </w:rPr>
         <w:t xml:space="preserve">정본: docs/ontology/*.ttl (phr·device·context) — 통합 741 트리플·120 노드. 핵심: 모든 소스가 signalKey로 같은 참조범위를 조인 → 해석·안전 코어는 하나.</w:t>
+      </w:r>
+    </w:p>
+    <w:p>
+      <w:pPr>
+        <w:spacing w:after="120" w:before="120"/>
+        <w:jc w:val="center"/>
+      </w:pPr>
+      <w:r>
+        <w:drawing>
+          <wp:inline distT="0" distB="0" distL="0" distR="0">
+            <wp:extent cx="5715000" cy="3619500"/>
+            <wp:effectExtent t="0" r="0" b="0" l="0"/>
+            <wp:docPr id="1" name="ontology" descr="여러 소스가 하나의 안전 코어로" title="통합 데이터 온톨로지"/>
+            <wp:cNvGraphicFramePr>
+              <a:graphicFrameLocks xmlns:a="http://schemas.openxmlformats.org/drawingml/2006/main" noChangeAspect="1"/>
+            </wp:cNvGraphicFramePr>
+            <a:graphic xmlns:a="http://schemas.openxmlformats.org/drawingml/2006/main">
+              <a:graphicData uri="http://schemas.openxmlformats.org/drawingml/2006/picture">
+                <pic:pic xmlns:pic="http://schemas.openxmlformats.org/drawingml/2006/picture">
+                  <pic:nvPicPr>
+                    <pic:cNvPr id="0" name="" descr=""/>
+                    <pic:cNvPicPr>
+                      <a:picLocks noChangeAspect="1" noChangeArrowheads="1"/>
+                    </pic:cNvPicPr>
+                  </pic:nvPicPr>
+                  <pic:blipFill>
+                    <a:blip r:embed="rId8" cstate="none"/>
+                    <a:srcRect/>
+                    <a:stretch>
+                      <a:fillRect/>
+                    </a:stretch>
+                  </pic:blipFill>
+                  <pic:spPr bwMode="auto">
+                    <a:xfrm>
+                      <a:off x="0" y="0"/>
+                      <a:ext cx="5715000" cy="3619500"/>
+                    </a:xfrm>
+                    <a:prstGeom prst="rect">
+                      <a:avLst/>
+                    </a:prstGeom>
+                  </pic:spPr>
+                </pic:pic>
+              </a:graphicData>
+            </a:graphic>
+          </wp:inline>
+        </w:drawing>
+      </w:r>
+    </w:p>
+    <w:p>
+      <w:pPr>
+        <w:spacing w:after="100"/>
+      </w:pPr>
+      <w:r>
+        <w:rPr>
+          <w:rFonts w:ascii="Malgun Gothic" w:cs="Malgun Gothic" w:eastAsia="Malgun Gothic" w:hAnsi="Malgun Gothic"/>
+          <w:color w:val="777777"/>
+          <w:sz w:val="16"/>
+          <w:szCs w:val="16"/>
+        </w:rPr>
+        <w:t xml:space="preserve">[그림] 여러 입력 소스(PHR·디바이스·환경·OCR·대화) → 정규화 → 하나의 해석·안전 코어.</w:t>
       </w:r>
     </w:p>
     <w:p>
